--- a/expedia/be/nl/email.docx
+++ b/expedia/be/nl/email.docx
@@ -38,7 +38,7 @@
                       <pic:cNvPicPr/>
                     </pic:nvPicPr>
                     <pic:blipFill>
-                      <a:blip r:embed="rId11"/>
+                      <a:blip r:embed="rId13"/>
                       <a:stretch>
                         <a:fillRect/>
                       </a:stretch>
@@ -80,7 +80,7 @@
                       <pic:cNvPicPr/>
                     </pic:nvPicPr>
                     <pic:blipFill>
-                      <a:blip r:embed="rId12">
+                      <a:blip r:embed="rId14">
                         <a:extLst>
                           <a:ext uri="{28A0092B-C50C-407E-A947-70E740481C1C}">
                             <a14:useLocalDpi xmlns:a14="http://schemas.microsoft.com/office/drawing/2010/main" val="0"/>
@@ -547,6 +547,7 @@
           <w:lang w:val="en-AU"/>
         </w:rPr>
       </w:pPr>
+      <w:proofErr w:type="spellStart"/>
       <w:r>
         <w:rPr>
           <w:rFonts w:ascii="Arial" w:eastAsia="Calibri" w:hAnsi="Arial" w:cs="Arial"/>
@@ -554,7 +555,37 @@
           <w:szCs w:val="20"/>
           <w:lang w:val="en-AU"/>
         </w:rPr>
-        <w:t xml:space="preserve">Uw Polisnummer is </w:t>
+        <w:t>Uw</w:t>
+      </w:r>
+      <w:proofErr w:type="spellEnd"/>
+      <w:r>
+        <w:rPr>
+          <w:rFonts w:ascii="Arial" w:eastAsia="Calibri" w:hAnsi="Arial" w:cs="Arial"/>
+          <w:sz w:val="20"/>
+          <w:szCs w:val="20"/>
+          <w:lang w:val="en-AU"/>
+        </w:rPr>
+        <w:t xml:space="preserve"> </w:t>
+      </w:r>
+      <w:proofErr w:type="spellStart"/>
+      <w:r>
+        <w:rPr>
+          <w:rFonts w:ascii="Arial" w:eastAsia="Calibri" w:hAnsi="Arial" w:cs="Arial"/>
+          <w:sz w:val="20"/>
+          <w:szCs w:val="20"/>
+          <w:lang w:val="en-AU"/>
+        </w:rPr>
+        <w:t>Polisnummer</w:t>
+      </w:r>
+      <w:proofErr w:type="spellEnd"/>
+      <w:r>
+        <w:rPr>
+          <w:rFonts w:ascii="Arial" w:eastAsia="Calibri" w:hAnsi="Arial" w:cs="Arial"/>
+          <w:sz w:val="20"/>
+          <w:szCs w:val="20"/>
+          <w:lang w:val="en-AU"/>
+        </w:rPr>
+        <w:t xml:space="preserve"> is </w:t>
       </w:r>
       <w:r>
         <w:rPr>
@@ -1391,8 +1422,22 @@
           <w:szCs w:val="24"/>
           <w:lang w:val="en-AU"/>
         </w:rPr>
-        <w:t>BELANGRIJKE Contactinformatie</w:t>
-      </w:r>
+        <w:t xml:space="preserve">BELANGRIJKE </w:t>
+      </w:r>
+      <w:proofErr w:type="spellStart"/>
+      <w:r>
+        <w:rPr>
+          <w:rFonts w:ascii="Arial" w:hAnsi="Arial" w:cs="Arial"/>
+          <w:b/>
+          <w:bCs/>
+          <w:color w:val="002060"/>
+          <w:sz w:val="24"/>
+          <w:szCs w:val="24"/>
+          <w:lang w:val="en-AU"/>
+        </w:rPr>
+        <w:t>Contactinformatie</w:t>
+      </w:r>
+      <w:proofErr w:type="spellEnd"/>
     </w:p>
     <w:p>
       <w:pPr>
@@ -1993,6 +2038,7 @@
                 <w:szCs w:val="24"/>
                 <w:lang w:val="nl-NL"/>
               </w:rPr>
+              <w:lastRenderedPageBreak/>
               <w:t>Hoe kan ik een claim indienen?</w:t>
             </w:r>
           </w:p>
@@ -2216,6 +2262,7 @@
           <w:lang w:val="en-AU"/>
         </w:rPr>
       </w:pPr>
+      <w:proofErr w:type="spellStart"/>
       <w:r>
         <w:rPr>
           <w:rFonts w:ascii="Arial" w:hAnsi="Arial" w:cs="Arial"/>
@@ -2223,7 +2270,17 @@
           <w:szCs w:val="20"/>
           <w:lang w:val="en-AU"/>
         </w:rPr>
-        <w:t>Veilige reis</w:t>
+        <w:t>Veilige</w:t>
+      </w:r>
+      <w:proofErr w:type="spellEnd"/>
+      <w:r>
+        <w:rPr>
+          <w:rFonts w:ascii="Arial" w:hAnsi="Arial" w:cs="Arial"/>
+          <w:sz w:val="20"/>
+          <w:szCs w:val="20"/>
+          <w:lang w:val="en-AU"/>
+        </w:rPr>
+        <w:t xml:space="preserve"> reis</w:t>
       </w:r>
       <w:r>
         <w:rPr>
@@ -2292,9 +2349,9 @@
       </w:pPr>
     </w:p>
     <w:sectPr>
-      <w:footerReference w:type="even" r:id="rId13"/>
-      <w:footerReference w:type="default" r:id="rId14"/>
-      <w:footerReference w:type="first" r:id="rId15"/>
+      <w:footerReference w:type="even" r:id="rId15"/>
+      <w:footerReference w:type="default" r:id="rId16"/>
+      <w:footerReference w:type="first" r:id="rId17"/>
       <w:type w:val="continuous"/>
       <w:pgSz w:w="12240" w:h="15840"/>
       <w:pgMar w:top="1152" w:right="720" w:bottom="1440" w:left="720" w:header="720" w:footer="144" w:gutter="216"/>
@@ -2345,6 +2402,20 @@
     </w:p>
   </w:comment>
 </w:comments>
+</file>
+
+<file path=word/commentsExtended.xml><?xml version="1.0" encoding="utf-8"?>
+<w15:commentsEx xmlns:wpc="http://schemas.microsoft.com/office/word/2010/wordprocessingCanvas" xmlns:cx="http://schemas.microsoft.com/office/drawing/2014/chartex" xmlns:cx1="http://schemas.microsoft.com/office/drawing/2015/9/8/chartex" xmlns:cx2="http://schemas.microsoft.com/office/drawing/2015/10/21/chartex" xmlns:cx3="http://schemas.microsoft.com/office/drawing/2016/5/9/chartex" xmlns:cx4="http://schemas.microsoft.com/office/drawing/2016/5/10/chartex" xmlns:cx5="http://schemas.microsoft.com/office/drawing/2016/5/11/chartex" xmlns:cx6="http://schemas.microsoft.com/office/drawing/2016/5/12/chartex" xmlns:cx7="http://schemas.microsoft.com/office/drawing/2016/5/13/chartex" xmlns:cx8="http://schemas.microsoft.com/office/drawing/2016/5/14/chartex" xmlns:mc="http://schemas.openxmlformats.org/markup-compatibility/2006" xmlns:aink="http://schemas.microsoft.com/office/drawing/2016/ink" xmlns:am3d="http://schemas.microsoft.com/office/drawing/2017/model3d" xmlns:o="urn:schemas-microsoft-com:office:office" xmlns:oel="http://schemas.microsoft.com/office/2019/extlst" xmlns:r="http://schemas.openxmlformats.org/officeDocument/2006/relationships" xmlns:m="http://schemas.openxmlformats.org/officeDocument/2006/math" xmlns:v="urn:schemas-microsoft-com:vml" xmlns:wp14="http://schemas.microsoft.com/office/word/2010/wordprocessingDrawing" xmlns:wp="http://schemas.openxmlformats.org/drawingml/2006/wordprocessingDrawing" xmlns:w10="urn:schemas-microsoft-com:office:word" xmlns:w="http://schemas.openxmlformats.org/wordprocessingml/2006/main" xmlns:w14="http://schemas.microsoft.com/office/word/2010/wordml" xmlns:w15="http://schemas.microsoft.com/office/word/2012/wordml" xmlns:w16cex="http://schemas.microsoft.com/office/word/2018/wordml/cex" xmlns:w16cid="http://schemas.microsoft.com/office/word/2016/wordml/cid" xmlns:w16="http://schemas.microsoft.com/office/word/2018/wordml" xmlns:w16du="http://schemas.microsoft.com/office/word/2023/wordml/word16du" xmlns:w16sdtdh="http://schemas.microsoft.com/office/word/2020/wordml/sdtdatahash" xmlns:w16sdtfl="http://schemas.microsoft.com/office/word/2024/wordml/sdtformatlock" xmlns:w16se="http://schemas.microsoft.com/office/word/2015/wordml/symex" xmlns:wpg="http://schemas.microsoft.com/office/word/2010/wordprocessingGroup" xmlns:wpi="http://schemas.microsoft.com/office/word/2010/wordprocessingInk" xmlns:wne="http://schemas.microsoft.com/office/word/2006/wordml" xmlns:wps="http://schemas.microsoft.com/office/word/2010/wordprocessingShape" mc:Ignorable="w14 w15 w16se w16cid w16 w16cex w16sdtdh w16sdtfl w16du wp14">
+  <w15:commentEx w15:paraId="303E720A" w15:done="0"/>
+  <w15:commentEx w15:paraId="66A9B7B5" w15:done="0"/>
+</w15:commentsEx>
+</file>
+
+<file path=word/commentsIds.xml><?xml version="1.0" encoding="utf-8"?>
+<w16cid:commentsIds xmlns:wpc="http://schemas.microsoft.com/office/word/2010/wordprocessingCanvas" xmlns:cx="http://schemas.microsoft.com/office/drawing/2014/chartex" xmlns:cx1="http://schemas.microsoft.com/office/drawing/2015/9/8/chartex" xmlns:cx2="http://schemas.microsoft.com/office/drawing/2015/10/21/chartex" xmlns:cx3="http://schemas.microsoft.com/office/drawing/2016/5/9/chartex" xmlns:cx4="http://schemas.microsoft.com/office/drawing/2016/5/10/chartex" xmlns:cx5="http://schemas.microsoft.com/office/drawing/2016/5/11/chartex" xmlns:cx6="http://schemas.microsoft.com/office/drawing/2016/5/12/chartex" xmlns:cx7="http://schemas.microsoft.com/office/drawing/2016/5/13/chartex" xmlns:cx8="http://schemas.microsoft.com/office/drawing/2016/5/14/chartex" xmlns:mc="http://schemas.openxmlformats.org/markup-compatibility/2006" xmlns:aink="http://schemas.microsoft.com/office/drawing/2016/ink" xmlns:am3d="http://schemas.microsoft.com/office/drawing/2017/model3d" xmlns:o="urn:schemas-microsoft-com:office:office" xmlns:oel="http://schemas.microsoft.com/office/2019/extlst" xmlns:r="http://schemas.openxmlformats.org/officeDocument/2006/relationships" xmlns:m="http://schemas.openxmlformats.org/officeDocument/2006/math" xmlns:v="urn:schemas-microsoft-com:vml" xmlns:wp14="http://schemas.microsoft.com/office/word/2010/wordprocessingDrawing" xmlns:wp="http://schemas.openxmlformats.org/drawingml/2006/wordprocessingDrawing" xmlns:w10="urn:schemas-microsoft-com:office:word" xmlns:w="http://schemas.openxmlformats.org/wordprocessingml/2006/main" xmlns:w14="http://schemas.microsoft.com/office/word/2010/wordml" xmlns:w15="http://schemas.microsoft.com/office/word/2012/wordml" xmlns:w16cex="http://schemas.microsoft.com/office/word/2018/wordml/cex" xmlns:w16cid="http://schemas.microsoft.com/office/word/2016/wordml/cid" xmlns:w16="http://schemas.microsoft.com/office/word/2018/wordml" xmlns:w16du="http://schemas.microsoft.com/office/word/2023/wordml/word16du" xmlns:w16sdtdh="http://schemas.microsoft.com/office/word/2020/wordml/sdtdatahash" xmlns:w16sdtfl="http://schemas.microsoft.com/office/word/2024/wordml/sdtformatlock" xmlns:w16se="http://schemas.microsoft.com/office/word/2015/wordml/symex" xmlns:wpg="http://schemas.microsoft.com/office/word/2010/wordprocessingGroup" xmlns:wpi="http://schemas.microsoft.com/office/word/2010/wordprocessingInk" xmlns:wne="http://schemas.microsoft.com/office/word/2006/wordml" xmlns:wps="http://schemas.microsoft.com/office/word/2010/wordprocessingShape" mc:Ignorable="w14 w15 w16se w16cid w16 w16cex w16sdtdh w16sdtfl w16du wp14">
+  <w16cid:commentId w16cid:paraId="303E720A" w16cid:durableId="303E720A"/>
+  <w16cid:commentId w16cid:paraId="66A9B7B5" w16cid:durableId="66A9B7B5"/>
+</w16cid:commentsIds>
 </file>
 
 <file path=word/endnotes.xml><?xml version="1.0" encoding="utf-8"?>
@@ -5431,12 +5502,22 @@
 </file>
 
 <file path=customXml/item1.xml><?xml version="1.0" encoding="utf-8"?>
-<?mso-contentType ?>
-<FormTemplates xmlns="http://schemas.microsoft.com/sharepoint/v3/contenttype/forms">
-  <Display>DocumentLibraryForm</Display>
-  <Edit>DocumentLibraryForm</Edit>
-  <New>DocumentLibraryForm</New>
-</FormTemplates>
+<p:properties xmlns:p="http://schemas.microsoft.com/office/2006/metadata/properties" xmlns:xsi="http://www.w3.org/2001/XMLSchema-instance" xmlns:pc="http://schemas.microsoft.com/office/infopath/2007/PartnerControls">
+  <documentManagement>
+    <_ip_UnifiedCompliancePolicyUIAction xmlns="http://schemas.microsoft.com/sharepoint/v3" xsi:nil="true"/>
+    <RevisionDate xmlns="694a2687-4383-4267-b4dc-f7657eaaabf8" xsi:nil="true"/>
+    <TaxCatchAll xmlns="e42673de-b264-43ab-b333-25166615ddcb" xsi:nil="true"/>
+    <Country xmlns="694a2687-4383-4267-b4dc-f7657eaaabf8" xsi:nil="true"/>
+    <Date xmlns="694a2687-4383-4267-b4dc-f7657eaaabf8" xsi:nil="true"/>
+    <Comments xmlns="694a2687-4383-4267-b4dc-f7657eaaabf8" xsi:nil="true"/>
+    <_ip_UnifiedCompliancePolicyProperties xmlns="http://schemas.microsoft.com/sharepoint/v3" xsi:nil="true"/>
+    <lcf76f155ced4ddcb4097134ff3c332f xmlns="694a2687-4383-4267-b4dc-f7657eaaabf8">
+      <Terms xmlns="http://schemas.microsoft.com/office/infopath/2007/PartnerControls"/>
+    </lcf76f155ced4ddcb4097134ff3c332f>
+    <Language xmlns="694a2687-4383-4267-b4dc-f7657eaaabf8" xsi:nil="true"/>
+    <DocumentType xmlns="694a2687-4383-4267-b4dc-f7657eaaabf8" xsi:nil="true"/>
+  </documentManagement>
+</p:properties>
 </file>
 
 <file path=customXml/item2.xml><?xml version="1.0" encoding="utf-8"?>
@@ -5744,28 +5825,22 @@
 </file>
 
 <file path=customXml/item3.xml><?xml version="1.0" encoding="utf-8"?>
-<p:properties xmlns:p="http://schemas.microsoft.com/office/2006/metadata/properties" xmlns:xsi="http://www.w3.org/2001/XMLSchema-instance" xmlns:pc="http://schemas.microsoft.com/office/infopath/2007/PartnerControls">
-  <documentManagement>
-    <_ip_UnifiedCompliancePolicyUIAction xmlns="http://schemas.microsoft.com/sharepoint/v3" xsi:nil="true"/>
-    <RevisionDate xmlns="694a2687-4383-4267-b4dc-f7657eaaabf8" xsi:nil="true"/>
-    <TaxCatchAll xmlns="e42673de-b264-43ab-b333-25166615ddcb" xsi:nil="true"/>
-    <Country xmlns="694a2687-4383-4267-b4dc-f7657eaaabf8" xsi:nil="true"/>
-    <Date xmlns="694a2687-4383-4267-b4dc-f7657eaaabf8" xsi:nil="true"/>
-    <Comments xmlns="694a2687-4383-4267-b4dc-f7657eaaabf8" xsi:nil="true"/>
-    <_ip_UnifiedCompliancePolicyProperties xmlns="http://schemas.microsoft.com/sharepoint/v3" xsi:nil="true"/>
-    <lcf76f155ced4ddcb4097134ff3c332f xmlns="694a2687-4383-4267-b4dc-f7657eaaabf8">
-      <Terms xmlns="http://schemas.microsoft.com/office/infopath/2007/PartnerControls"/>
-    </lcf76f155ced4ddcb4097134ff3c332f>
-    <Language xmlns="694a2687-4383-4267-b4dc-f7657eaaabf8" xsi:nil="true"/>
-    <DocumentType xmlns="694a2687-4383-4267-b4dc-f7657eaaabf8" xsi:nil="true"/>
-  </documentManagement>
-</p:properties>
+<?mso-contentType ?>
+<FormTemplates xmlns="http://schemas.microsoft.com/sharepoint/v3/contenttype/forms">
+  <Display>DocumentLibraryForm</Display>
+  <Edit>DocumentLibraryForm</Edit>
+  <New>DocumentLibraryForm</New>
+</FormTemplates>
 </file>
 
 <file path=customXml/itemProps1.xml><?xml version="1.0" encoding="utf-8"?>
-<ds:datastoreItem xmlns:ds="http://schemas.openxmlformats.org/officeDocument/2006/customXml" ds:itemID="{79D07E06-0270-4CAA-AAED-D15E9A510FDF}">
+<ds:datastoreItem xmlns:ds="http://schemas.openxmlformats.org/officeDocument/2006/customXml" ds:itemID="{0EF9868F-BEE3-459E-8347-00807CE320C9}">
   <ds:schemaRefs>
-    <ds:schemaRef ds:uri="http://schemas.microsoft.com/sharepoint/v3/contenttype/forms"/>
+    <ds:schemaRef ds:uri="http://schemas.microsoft.com/office/2006/metadata/properties"/>
+    <ds:schemaRef ds:uri="http://schemas.microsoft.com/office/infopath/2007/PartnerControls"/>
+    <ds:schemaRef ds:uri="http://schemas.microsoft.com/sharepoint/v3"/>
+    <ds:schemaRef ds:uri="694a2687-4383-4267-b4dc-f7657eaaabf8"/>
+    <ds:schemaRef ds:uri="e42673de-b264-43ab-b333-25166615ddcb"/>
   </ds:schemaRefs>
 </ds:datastoreItem>
 </file>
@@ -5791,13 +5866,9 @@
 </file>
 
 <file path=customXml/itemProps3.xml><?xml version="1.0" encoding="utf-8"?>
-<ds:datastoreItem xmlns:ds="http://schemas.openxmlformats.org/officeDocument/2006/customXml" ds:itemID="{0EF9868F-BEE3-459E-8347-00807CE320C9}">
+<ds:datastoreItem xmlns:ds="http://schemas.openxmlformats.org/officeDocument/2006/customXml" ds:itemID="{79D07E06-0270-4CAA-AAED-D15E9A510FDF}">
   <ds:schemaRefs>
-    <ds:schemaRef ds:uri="http://schemas.microsoft.com/office/2006/metadata/properties"/>
-    <ds:schemaRef ds:uri="http://schemas.microsoft.com/office/infopath/2007/PartnerControls"/>
-    <ds:schemaRef ds:uri="http://schemas.microsoft.com/sharepoint/v3"/>
-    <ds:schemaRef ds:uri="694a2687-4383-4267-b4dc-f7657eaaabf8"/>
-    <ds:schemaRef ds:uri="e42673de-b264-43ab-b333-25166615ddcb"/>
+    <ds:schemaRef ds:uri="http://schemas.microsoft.com/sharepoint/v3/contenttype/forms"/>
   </ds:schemaRefs>
 </ds:datastoreItem>
 </file>